--- a/docs/Onboarding Call Roadmap - Abe Gold (detailed).docx
+++ b/docs/Onboarding Call Roadmap - Abe Gold (detailed).docx
@@ -2675,13 +2675,13 @@
           <w:bCs/>
           <w:b/>
         </w:rPr>
-        <w:t xml:space="preserve">Who handles quote requests, installer job packets and WhatsApp confirmations:</w:t>
-      </w:r>
-      <w:r>
-        <w:t xml:space="preserve"> </w:t>
-      </w:r>
-      <w:r>
-        <w:t xml:space="preserve">the person who will forward jobs to installers.</w:t>
+        <w:t>Who will be the job coordinator:</w:t>
+      </w:r>
+      <w:r>
+        <w:t xml:space="preserve"> </w:t>
+      </w:r>
+      <w:r>
+        <w:t>the person who handles quote requests, sends job packets to installers, checks flagged prices, calls customers when no installer prices, and sends WhatsApp confirmations. Nobody is in this role yet; the prototypes show [Coordinator name] as a placeholder. An existing team member, or a new hire once job volume needs one?</w:t>
       </w:r>
     </w:p>
     <w:p>

--- a/docs/Onboarding Call Roadmap - Abe Gold (detailed).docx
+++ b/docs/Onboarding Call Roadmap - Abe Gold (detailed).docx
@@ -904,7 +904,7 @@
         <w:t xml:space="preserve"> </w:t>
       </w:r>
       <w:r>
-        <w:t xml:space="preserve">ZIP search with estimated drive times, the approved installers for the area, local installed prices and an FAQ. This is the page meant to rank for "toilet partition installers near me" in Dallas–Fort Worth.</w:t>
+        <w:t>ZIP search with estimated drive times, the verified installers for the area, local installed prices and an FAQ. This is the page meant to rank for "toilet partition installers near me" in Dallas–Fort Worth.</w:t>
       </w:r>
       <w:r>
         <w:t xml:space="preserve"> </w:t>
@@ -970,7 +970,7 @@
         <w:t xml:space="preserve"> </w:t>
       </w:r>
       <w:r>
-        <w:t xml:space="preserve">A new step in the existing quote request: it shows how many approved installers cover the ZIP and a price range, without naming them. Then the normal "Request your quote" step, with installation shown in the estimate.</w:t>
+        <w:t>A new step in the existing quote request: it shows how many verified installers cover the ZIP and a price range, without naming them. Then the normal "Request your quote" step, with installation shown in the estimate.</w:t>
       </w:r>
       <w:r>
         <w:t xml:space="preserve"> </w:t>
@@ -1187,20 +1187,30 @@
         <w:pStyle w:val="Compact"/>
       </w:pPr>
       <w:r>
-        <w:t xml:space="preserve">Every listed installer is</w:t>
-      </w:r>
-      <w:r>
-        <w:t xml:space="preserve"> </w:t>
-      </w:r>
-      <w:r>
-        <w:rPr>
-          <w:bCs/>
-          <w:b/>
-        </w:rPr>
-        <w:t xml:space="preserve">Approved</w:t>
-      </w:r>
-      <w:r>
-        <w:t xml:space="preserve">: installs customer-bought partitions, insurance and business or city registration on file, references contacted, signed listing agreement, one completed job.</w:t>
+        <w:t>Every listed installer is at least</w:t>
+      </w:r>
+      <w:r>
+        <w:t xml:space="preserve"> </w:t>
+      </w:r>
+      <w:r>
+        <w:rPr>
+          <w:bCs/>
+          <w:b/>
+        </w:rPr>
+        <w:t>Verified</w:t>
+      </w:r>
+      <w:r>
+        <w:t xml:space="preserve">: installs customer-bought partitions, insurance and business or city registration on file, references contacted, test job request answered on time, signed listing agreement. Their first completed job for a Next Partitions customer earns </w:t>
+      </w:r>
+      <w:r>
+        <w:rPr>
+          <w:bCs/>
+          <w:b/>
+        </w:rPr>
+        <w:t>Approved</w:t>
+      </w:r>
+      <w:r>
+        <w:t>. Earned extras: Established (10+ installs) and Top rated (4.8+ from 10+ reviews).</w:t>
       </w:r>
     </w:p>
     <w:p>
@@ -1915,7 +1925,7 @@
               <w:rPr>
                 <w:sz w:val="19"/>
               </w:rPr>
-              <w:t xml:space="preserve">Terms with his lawyer, templates on a test site, 3–5 DFW installers in vetting or approved</w:t>
+              <w:t>Terms with his lawyer, templates on a test site, 3–5 DFW installers in vetting or verified</w:t>
             </w:r>
           </w:p>
         </w:tc>
@@ -2013,7 +2023,7 @@
         <w:t xml:space="preserve">month 2</w:t>
       </w:r>
       <w:r>
-        <w:t xml:space="preserve">, once at least 3 installers are approved. We don't publish a directory with sample installers: an empty or fake directory hurts trust more than no directory.</w:t>
+        <w:t>, once at least 3 installers are verified. We don't publish a directory with sample installers: an empty or fake directory hurts trust more than no directory.</w:t>
       </w:r>
     </w:p>
     <w:bookmarkEnd w:id="31"/>
@@ -2075,7 +2085,7 @@
         <w:t xml:space="preserve"> </w:t>
       </w:r>
       <w:r>
-        <w:t xml:space="preserve">Does he agree with the Approved checklist, who on his side vets installers (checking insurance, calling references), and how much time that takes per installer? This sets how fast we reach 3–5 approved installers.</w:t>
+        <w:t>Does he agree with the Verified checklist (Approved after the first completed job), who on his side vets installers (checking insurance, calling references), and how much time that takes per installer? This sets how fast we reach 3–5 approved installers.</w:t>
       </w:r>
     </w:p>
     <w:p>
@@ -3137,7 +3147,7 @@
               <w:rPr>
                 <w:sz w:val="19"/>
               </w:rPr>
-              <w:t xml:space="preserve">Configurator step spec with his developer; 3–5 DFW installers in vetting or approved</w:t>
+              <w:t>Configurator step spec with his developer; 3–5 DFW installers in vetting or verified</w:t>
             </w:r>
           </w:p>
         </w:tc>

--- a/docs/Onboarding Call Roadmap - Abe Gold (detailed).docx
+++ b/docs/Onboarding Call Roadmap - Abe Gold (detailed).docx
@@ -2685,13 +2685,13 @@
           <w:bCs/>
           <w:b/>
         </w:rPr>
-        <w:t>Who will be the job coordinator:</w:t>
-      </w:r>
-      <w:r>
-        <w:t xml:space="preserve"> </w:t>
-      </w:r>
-      <w:r>
-        <w:t>the person who handles quote requests, sends job packets to installers, checks flagged prices, calls customers when no installer prices, and sends WhatsApp confirmations. Nobody is in this role yet; the prototypes show [Coordinator name] as a placeholder. An existing team member, or a new hire once job volume needs one?</w:t>
+        <w:t>Job coordinator handover:</w:t>
+      </w:r>
+      <w:r>
+        <w:t xml:space="preserve"> </w:t>
+      </w:r>
+      <w:r>
+        <w:t>we run the role (quote requests, job packets to installers, flagged prices, calls when no installer prices, WhatsApp confirmations) for the first months, until leads come in regularly and it outgrows the SEO scope. Agree who on his side takes it over then, and the lead volume that triggers the handover.</w:t>
       </w:r>
     </w:p>
     <w:p>
